--- a/livrables/lecons/dzogchen/2026-10-06_lecon-dzogchen_19_transmission-occident-adaptations-ecueils.docx
+++ b/livrables/lecons/dzogchen/2026-10-06_lecon-dzogchen_19_transmission-occident-adaptations-ecueils.docx
@@ -902,7 +902,18 @@
           <w:sz w:val="22"/>
           <w:szCs w:val="22"/>
         </w:rPr>
-        <w:t xml:space="preserve"> Sans changer de posture, rappelle-toi ce que Mingyur Rinpoche décrit dans le forum : le rigpa « n'est pas notre mental ordinaire de tous les jours. Ce n'est pas le mental conceptuel. C'est le mental qui est au-delà du concept, le mental libre du sujet et de l'objet. » Reste avec cette description sans chercher à fabriquer une expérience correspondante.</w:t>
+        <w:t xml:space="preserve"> Sans changer de posture, rappelle-toi ce que Mingyur Rinpoche décrit dans le forum : le rigpa, dont il dit « Rigpa is not our ordinary, everyday mind. It is not conceptual mind. It is the mind that is beyond concept, the mind that is free from subject and object » — soit : il n'est pas notre mental ordinaire de tous les jours, ni le mental conceptuel ; il est au-delà du concept, libre du sujet et de l'objet (traduction de la leçon). Reste avec cette description sans chercher à fabriquer une expérience correspondante.</w:t>
+      </w:r>
+      <w:r>
+        <w:rPr>
+          <w:rFonts w:ascii="Times New Roman" w:cs="Times New Roman" w:eastAsia="Times New Roman" w:hAnsi="Times New Roman"/>
+          <w:i/>
+          <w:iCs/>
+          <w:color w:val="6B7280"/>
+          <w:sz w:val="20"/>
+          <w:szCs w:val="20"/>
+        </w:rPr>
+        <w:t xml:space="preserve">   [Corrigé le 12/10/2026 : la version du 06/10/2026 donnait cette description entre guillemets, en français, comme une citation de Mingyur Rinpoche. Le forum de Lion's Roar, rouvert le 12/10/2026 (HTTP 200, 33 182 caractères utiles), est en anglais : la traduction est fidèle mais c'était une traduction, pas une citation. L'anglais littéral est rétabli et la traduction déclarée.]</w:t>
       </w:r>
     </w:p>
     <w:p>
@@ -1787,6 +1798,50 @@
           <w:szCs w:val="22"/>
         </w:rPr>
         <w:t xml:space="preserve">Tenir la vue dans la vie ordinaire, et ce que ce parcours n'aura pas pu transmettre par l'écrit. La dernière leçon ne traitera pas d'un thème supplémentaire : elle récapitulera le parcours en reliant les leçons les unes aux autres, signalera ce qui n'a pas pu être abordé, et proposera des pistes d'approfondissement autonome. Elle sera rédigée comme une fin, explicitement.</w:t>
+      </w:r>
+    </w:p>
+    <w:p>
+      <w:pPr>
+        <w:spacing w:before="360" w:after="120"/>
+      </w:pPr>
+      <w:r>
+        <w:rPr>
+          <w:rFonts w:ascii="Times New Roman" w:cs="Times New Roman" w:eastAsia="Times New Roman" w:hAnsi="Times New Roman"/>
+          <w:b/>
+          <w:bCs/>
+          <w:color w:val="1F2937"/>
+          <w:sz w:val="26"/>
+          <w:szCs w:val="26"/>
+        </w:rPr>
+        <w:t xml:space="preserve">📝 Journal des corrections</w:t>
+      </w:r>
+    </w:p>
+    <w:p>
+      <w:pPr>
+        <w:spacing w:after="80"/>
+      </w:pPr>
+      <w:r>
+        <w:rPr>
+          <w:rFonts w:ascii="Times New Roman" w:cs="Times New Roman" w:eastAsia="Times New Roman" w:hAnsi="Times New Roman"/>
+          <w:color w:val="1F2937"/>
+          <w:sz w:val="22"/>
+          <w:szCs w:val="22"/>
+        </w:rPr>
+        <w:t xml:space="preserve">Correction apportée le 12/10/2026 après réouverture des sept sources listées avec un agent de navigateur. Le libellé d'origine est conservé ci-dessous.</w:t>
+      </w:r>
+    </w:p>
+    <w:p>
+      <w:pPr>
+        <w:spacing w:after="80"/>
+      </w:pPr>
+      <w:r>
+        <w:rPr>
+          <w:rFonts w:ascii="Times New Roman" w:cs="Times New Roman" w:eastAsia="Times New Roman" w:hAnsi="Times New Roman"/>
+          <w:color w:val="1F2937"/>
+          <w:sz w:val="20"/>
+          <w:szCs w:val="20"/>
+        </w:rPr>
+        <w:t xml:space="preserve">• Pratique, deuxième partie — la description du rigpa était citée en français comme parole de Mingyur Rinpoche ; la page est anglophone. La citation anglaise littérale la remplace, la traduction est déclarée. Détection : passe ㉜ de controle_attributions.py le 09/10/2026, reclassée « sur aucune page lue » au 12/10/2026 — la version française n'étant sur aucune page.</w:t>
       </w:r>
     </w:p>
     <w:sectPr>
